--- a/backend/templates/docx/AM_AI_SAFE_FAIRA_Report_TEMPLATE_v0.27_FIXED.docx
+++ b/backend/templates/docx/AM_AI_SAFE_FAIRA_Report_TEMPLATE_v0.27_FIXED.docx
@@ -208,27 +208,7 @@
           <w:sz w:val="72"/>
           <w:szCs w:val="72"/>
         </w:rPr>
-        <w:t>{{</w:t>
-      </w:r>
-      <w:r>
-        <w:rPr>
-          <w:rFonts w:cs="Arial"/>
-          <w:b/>
-          <w:bCs/>
-          <w:sz w:val="72"/>
-          <w:szCs w:val="72"/>
-        </w:rPr>
-        <w:t>system</w:t>
-      </w:r>
-      <w:r>
-        <w:rPr>
-          <w:rFonts w:cs="Arial"/>
-          <w:b/>
-          <w:bCs/>
-          <w:sz w:val="72"/>
-          <w:szCs w:val="72"/>
-        </w:rPr>
-        <w:t>_name}}</w:t>
+        <w:t>{{system_name}}</w:t>
       </w:r>
     </w:p>
     <w:p>
@@ -5628,13 +5608,7 @@
         <w:rPr>
           <w:lang w:eastAsia="en-AU"/>
         </w:rPr>
-        <w:t xml:space="preserve">{{ faira_form.A1_1 </w:t>
-      </w:r>
-      <w:r>
-        <w:rPr>
-          <w:lang w:val="en-AU" w:eastAsia="en-AU"/>
-        </w:rPr>
-        <w:t>| format_list }}</w:t>
+        <w:t xml:space="preserve">{{ faira_form.A1_1 | format_list }}</w:t>
       </w:r>
       <w:r>
         <w:rPr>
@@ -5652,121 +5626,73 @@
         <w:rPr>
           <w:lang w:eastAsia="en-AU"/>
         </w:rPr>
-        <w:t>{{ faira_form.A1_</w:t>
+        <w:t>{{ faira_form.A1_3 | format_list }}</w:t>
       </w:r>
       <w:r>
         <w:rPr>
           <w:lang w:eastAsia="en-AU"/>
         </w:rPr>
-        <w:t>3</w:t>
+        <w:t xml:space="preserve">. </w:t>
       </w:r>
       <w:r>
         <w:rPr>
           <w:lang w:eastAsia="en-AU"/>
         </w:rPr>
-        <w:t xml:space="preserve"> </w:t>
-      </w:r>
-      <w:r>
-        <w:rPr>
-          <w:lang w:val="en-AU" w:eastAsia="en-AU"/>
-        </w:rPr>
-        <w:t>| format_list }}</w:t>
+        <w:t xml:space="preserve">The system is used to inform or support decisions related to </w:t>
       </w:r>
       <w:r>
         <w:rPr>
           <w:lang w:eastAsia="en-AU"/>
         </w:rPr>
-        <w:t xml:space="preserve">. </w:t>
+        <w:t xml:space="preserve">{{ faira_form.A1_4 | format_list }}</w:t>
       </w:r>
       <w:r>
         <w:rPr>
           <w:lang w:eastAsia="en-AU"/>
         </w:rPr>
-        <w:t xml:space="preserve">The system is used to inform or support decisions related to </w:t>
+        <w:t xml:space="preserve">, with identified benefits including </w:t>
       </w:r>
       <w:r>
         <w:rPr>
           <w:lang w:eastAsia="en-AU"/>
         </w:rPr>
-        <w:t xml:space="preserve">{{ faira_form.A1_4 </w:t>
-      </w:r>
-      <w:r>
-        <w:rPr>
-          <w:lang w:val="en-AU" w:eastAsia="en-AU"/>
-        </w:rPr>
-        <w:t>| format_list }}</w:t>
+        <w:t xml:space="preserve">{{ faira_form.A1_5 | format_list }}</w:t>
       </w:r>
       <w:r>
         <w:rPr>
           <w:lang w:eastAsia="en-AU"/>
         </w:rPr>
-        <w:t xml:space="preserve">, with identified benefits including </w:t>
+        <w:t xml:space="preserve">. The system utilises </w:t>
       </w:r>
       <w:r>
         <w:rPr>
           <w:lang w:eastAsia="en-AU"/>
         </w:rPr>
-        <w:t xml:space="preserve">{{ faira_form.A1_5 </w:t>
-      </w:r>
-      <w:r>
-        <w:rPr>
-          <w:lang w:val="en-AU" w:eastAsia="en-AU"/>
-        </w:rPr>
-        <w:t>| format_list }}</w:t>
+        <w:t xml:space="preserve">{{ faira_form.A1_7 | format_list }} </w:t>
       </w:r>
       <w:r>
         <w:rPr>
           <w:lang w:eastAsia="en-AU"/>
         </w:rPr>
-        <w:t xml:space="preserve">. The system utilises </w:t>
+        <w:t xml:space="preserve">techniques and is sourced through </w:t>
       </w:r>
       <w:r>
         <w:rPr>
           <w:lang w:eastAsia="en-AU"/>
         </w:rPr>
-        <w:t xml:space="preserve">{{ faira_form.A1_7 </w:t>
-      </w:r>
-      <w:r>
-        <w:rPr>
-          <w:lang w:val="en-AU" w:eastAsia="en-AU"/>
-        </w:rPr>
-        <w:t xml:space="preserve">| format_list }} </w:t>
+        <w:t xml:space="preserve">{{ faira_form.A1_8 | format_list }}</w:t>
       </w:r>
       <w:r>
         <w:rPr>
           <w:lang w:eastAsia="en-AU"/>
         </w:rPr>
-        <w:t xml:space="preserve">techniques and is sourced through </w:t>
+        <w:t xml:space="preserve">, with integration into other systems occurring via </w:t>
       </w:r>
       <w:r>
         <w:rPr>
           <w:lang w:eastAsia="en-AU"/>
         </w:rPr>
-        <w:t xml:space="preserve">{{ faira_form.A1_8 </w:t>
-      </w:r>
-      <w:r>
-        <w:rPr>
-          <w:lang w:val="en-AU" w:eastAsia="en-AU"/>
-        </w:rPr>
-        <w:t>| format_list }}</w:t>
-      </w:r>
-      <w:r>
-        <w:rPr>
-          <w:lang w:eastAsia="en-AU"/>
-        </w:rPr>
-        <w:t xml:space="preserve">, with integration into other systems occurring via </w:t>
-      </w:r>
-      <w:r>
-        <w:rPr>
-          <w:lang w:eastAsia="en-AU"/>
-        </w:rPr>
-        <w:t xml:space="preserve">{{ faira_form.A1_9 </w:t>
-      </w:r>
-      <w:r>
-        <w:rPr>
-          <w:lang w:val="en-AU" w:eastAsia="en-AU"/>
-        </w:rPr>
-        <w:t>| format_list }}</w:t>
+        <w:t xml:space="preserve">{{ faira_form.A1_9 | format_list }}</w:t>
       </w:r>
       <w:r>
         <w:rPr>
@@ -5939,23 +5865,7 @@
                 <w:szCs w:val="20"/>
                 <w:lang w:val="en-AU" w:eastAsia="en-AU"/>
               </w:rPr>
-              <w:t xml:space="preserve">{{ faira_form.A1_1 | </w:t>
-            </w:r>
-            <w:r>
-              <w:rPr>
-                <w:sz w:val="20"/>
-                <w:szCs w:val="20"/>
-                <w:lang w:val="en-AU" w:eastAsia="en-AU"/>
-              </w:rPr>
-              <w:t>format_list</w:t>
-            </w:r>
-            <w:r>
-              <w:rPr>
-                <w:sz w:val="20"/>
-                <w:szCs w:val="20"/>
-                <w:lang w:val="en-AU" w:eastAsia="en-AU"/>
-              </w:rPr>
-              <w:t xml:space="preserve"> }}</w:t>
+              <w:t xml:space="preserve">{{ faira_form.A1_1 | format_list }}</w:t>
             </w:r>
           </w:p>
         </w:tc>
@@ -6015,15 +5925,7 @@
                 <w:szCs w:val="20"/>
                 <w:lang w:val="en-AU" w:eastAsia="en-AU"/>
               </w:rPr>
-              <w:t xml:space="preserve">{{ faira_form.A1_3 </w:t>
-            </w:r>
-            <w:r>
-              <w:rPr>
-                <w:sz w:val="20"/>
-                <w:szCs w:val="20"/>
-                <w:lang w:val="en-AU" w:eastAsia="en-AU"/>
-              </w:rPr>
-              <w:t>| format_list }}</w:t>
+              <w:t xml:space="preserve">{{ faira_form.A1_3 | format_list }}</w:t>
             </w:r>
           </w:p>
         </w:tc>
@@ -6083,15 +5985,7 @@
                 <w:szCs w:val="20"/>
                 <w:lang w:val="en-AU" w:eastAsia="en-AU"/>
               </w:rPr>
-              <w:t xml:space="preserve">{{ faira_form.A1_4 </w:t>
-            </w:r>
-            <w:r>
-              <w:rPr>
-                <w:sz w:val="20"/>
-                <w:szCs w:val="20"/>
-                <w:lang w:val="en-AU" w:eastAsia="en-AU"/>
-              </w:rPr>
-              <w:t>| format_list }}</w:t>
+              <w:t xml:space="preserve">{{ faira_form.A1_4 | format_list }}</w:t>
             </w:r>
           </w:p>
         </w:tc>
@@ -6151,15 +6045,7 @@
                 <w:szCs w:val="20"/>
                 <w:lang w:val="en-AU" w:eastAsia="en-AU"/>
               </w:rPr>
-              <w:t xml:space="preserve">{{ faira_form.A1_7 </w:t>
-            </w:r>
-            <w:r>
-              <w:rPr>
-                <w:sz w:val="20"/>
-                <w:szCs w:val="20"/>
-                <w:lang w:val="en-AU" w:eastAsia="en-AU"/>
-              </w:rPr>
-              <w:t>| format_list }}</w:t>
+              <w:t xml:space="preserve">{{ faira_form.A1_7 | format_list }}</w:t>
             </w:r>
           </w:p>
         </w:tc>
@@ -6219,15 +6105,7 @@
                 <w:szCs w:val="20"/>
                 <w:lang w:val="en-AU" w:eastAsia="en-AU"/>
               </w:rPr>
-              <w:t xml:space="preserve">{{ faira_form.A1_8 </w:t>
-            </w:r>
-            <w:r>
-              <w:rPr>
-                <w:sz w:val="20"/>
-                <w:szCs w:val="20"/>
-                <w:lang w:val="en-AU" w:eastAsia="en-AU"/>
-              </w:rPr>
-              <w:t>| format_list }}</w:t>
+              <w:t xml:space="preserve">{{ faira_form.A1_8 | format_list }}</w:t>
             </w:r>
           </w:p>
         </w:tc>
@@ -6288,15 +6166,7 @@
                 <w:szCs w:val="20"/>
                 <w:lang w:val="en-AU" w:eastAsia="en-AU"/>
               </w:rPr>
-              <w:t xml:space="preserve">{{ faira_form.A1_9 </w:t>
-            </w:r>
-            <w:r>
-              <w:rPr>
-                <w:sz w:val="20"/>
-                <w:szCs w:val="20"/>
-                <w:lang w:val="en-AU" w:eastAsia="en-AU"/>
-              </w:rPr>
-              <w:t>| format_list }}</w:t>
+              <w:t xml:space="preserve">{{ faira_form.A1_9 | format_list }}</w:t>
             </w:r>
           </w:p>
         </w:tc>
@@ -6450,19 +6320,20 @@
         <w:rPr>
           <w:highlight w:val="green"/>
         </w:rPr>
-        <w:t>{%</w:t>
-      </w:r>
-      <w:r>
+        <w:t>{%p if faira_form.A2_2 == "Yes" %}</w:t>
+      </w:r>
+    </w:p>
+    <w:p>
+      <w:pPr>
         <w:rPr>
           <w:highlight w:val="green"/>
         </w:rPr>
-        <w:t>p</w:t>
-      </w:r>
+      </w:pPr>
       <w:r>
         <w:rPr>
           <w:highlight w:val="green"/>
         </w:rPr>
-        <w:t xml:space="preserve"> if faira_form.A2_2 == "Yes" %}</w:t>
+        <w:t>The assessment indicates that the AI system requires data from digital or physical environmental sources. The data sources identified include {{ faira_form.A2_2_sources | format_list if faira_form.A2_2_sources else "source(s) not specified" }}, and the types of data ingested include {{ faira_form.A2_2_data_types | format_list if faira_form.A2_2_data_types else "type(s) not specified" }}.</w:t>
       </w:r>
     </w:p>
     <w:p>
@@ -6475,7 +6346,7 @@
         <w:rPr>
           <w:highlight w:val="green"/>
         </w:rPr>
-        <w:t>The assessment indicates that the AI system requires data from digital or physical environmental sources. The data sources identified include {{ faira_form.A2_2_sources | format_list if faira_form.A2_2_sources else "source(s) not specified" }}, and the types of data ingested include {{ faira_form.A2_2_data_types | format_list if faira_form.A2_2_data_types else "type(s) not specified" }}.</w:t>
+        <w:t>Controls enabling users or operators to limit the data collected or used by the system are described as {{ faira_form.A2_2_user_limits if faira_form.A2_2_user_limits else "not specified" }}. The ability to trace ingested data back to its source is described as {{ faira_form.A2_2_traceability if faira_form.A2_2_traceability else "not specified" }}, supported by traceability mechanisms including {{ faira_form.A2_2_trace_mechanisms | format_list if faira_form.A2_2_trace_mechanisms else "mechanism(s) not specified" }}{% if faira_form.A2_2_notes %}. Additional notes: {{ faira_form.A2_2_notes }}{% endif %}.</w:t>
       </w:r>
     </w:p>
     <w:p>
@@ -6488,77 +6359,7 @@
         <w:rPr>
           <w:highlight w:val="green"/>
         </w:rPr>
-        <w:t>Controls enabling users or operators to limit the data collected or used by the system are described as {{ faira_form.A2_2_user_limits if faira_form.A2_2_user_limits else "not specified" }}. The ability to trace ingested data back to its source is described as {{ faira_form.A2_2_traceability if faira_form.A2_2_traceability else "not specified" }}, supported by traceability mechanisms including {{ faira_form.A2_2_trace_mechanisms | format_list if faira_form.A2_2_trace_mechanisms else "mechanism(s) not specified" }}{% if faira_form.A2_2_notes %}. Additional notes: {{ faira_form.A2_2_notes }}{% endif %}.</w:t>
-      </w:r>
-    </w:p>
-    <w:p>
-      <w:pPr>
-        <w:rPr>
-          <w:highlight w:val="green"/>
-        </w:rPr>
-      </w:pPr>
-      <w:r>
-        <w:rPr>
-          <w:highlight w:val="green"/>
-        </w:rPr>
-        <w:t>{%</w:t>
-      </w:r>
-      <w:r>
-        <w:rPr>
-          <w:highlight w:val="green"/>
-        </w:rPr>
-        <w:t>p</w:t>
-      </w:r>
-      <w:r>
-        <w:rPr>
-          <w:highlight w:val="green"/>
-        </w:rPr>
-        <w:t xml:space="preserve"> else </w:t>
-      </w:r>
-      <w:r>
-        <w:rPr>
-          <w:highlight w:val="green"/>
-        </w:rPr>
-        <w:t>%</w:t>
-      </w:r>
-      <w:r>
-        <w:rPr>
-          <w:highlight w:val="green"/>
-        </w:rPr>
-        <w:t>}</w:t>
-      </w:r>
-    </w:p>
-    <w:p>
-      <w:pPr>
-        <w:rPr>
-          <w:highlight w:val="green"/>
-        </w:rPr>
-      </w:pPr>
-      <w:r>
-        <w:rPr>
-          <w:highlight w:val="green"/>
-        </w:rPr>
-        <w:t>The assessment indicates that the AI system does not require data from digital or physical environmental sources.</w:t>
-      </w:r>
-    </w:p>
-    <w:p>
-      <w:r>
-        <w:rPr>
-          <w:highlight w:val="green"/>
-        </w:rPr>
-        <w:t>{%</w:t>
-      </w:r>
-      <w:r>
-        <w:rPr>
-          <w:highlight w:val="green"/>
-        </w:rPr>
-        <w:t>p</w:t>
-      </w:r>
-      <w:r>
-        <w:rPr>
-          <w:highlight w:val="green"/>
-        </w:rPr>
-        <w:t xml:space="preserve"> endif %}</w:t>
+        <w:t>{%p else p endif %}</w:t>
       </w:r>
     </w:p>
     <w:p>
@@ -6841,19 +6642,7 @@
         <w:rPr>
           <w:lang w:val="en-AU" w:eastAsia="en-AU"/>
         </w:rPr>
-        <w:t>{%</w:t>
-      </w:r>
-      <w:r>
-        <w:rPr>
-          <w:lang w:val="en-AU" w:eastAsia="en-AU"/>
-        </w:rPr>
-        <w:t>p</w:t>
-      </w:r>
-      <w:r>
-        <w:rPr>
-          <w:lang w:val="en-AU" w:eastAsia="en-AU"/>
-        </w:rPr>
-        <w:t xml:space="preserve"> if faira_form.A2_7 == "Yes" %}</w:t>
+        <w:t>{%p if faira_form.A2_7 == "Yes" %}</w:t>
       </w:r>
     </w:p>
     <w:p>
@@ -6895,19 +6684,7 @@
         <w:rPr>
           <w:lang w:val="en-AU" w:eastAsia="en-AU"/>
         </w:rPr>
-        <w:t>{%</w:t>
-      </w:r>
-      <w:r>
-        <w:rPr>
-          <w:lang w:val="en-AU" w:eastAsia="en-AU"/>
-        </w:rPr>
-        <w:t>p</w:t>
-      </w:r>
-      <w:r>
-        <w:rPr>
-          <w:lang w:val="en-AU" w:eastAsia="en-AU"/>
-        </w:rPr>
-        <w:t xml:space="preserve"> else %}</w:t>
+        <w:t>{%p else %}</w:t>
       </w:r>
     </w:p>
     <w:p>
@@ -6935,19 +6712,7 @@
         <w:rPr>
           <w:lang w:val="en-AU" w:eastAsia="en-AU"/>
         </w:rPr>
-        <w:t>{%</w:t>
-      </w:r>
-      <w:r>
-        <w:rPr>
-          <w:lang w:val="en-AU" w:eastAsia="en-AU"/>
-        </w:rPr>
-        <w:t>p</w:t>
-      </w:r>
-      <w:r>
-        <w:rPr>
-          <w:lang w:val="en-AU" w:eastAsia="en-AU"/>
-        </w:rPr>
-        <w:t xml:space="preserve"> endif %}</w:t>
+        <w:t>{%p endif %}</w:t>
       </w:r>
     </w:p>
     <w:p>
@@ -6961,19 +6726,7 @@
         <w:rPr>
           <w:lang w:val="en-AU" w:eastAsia="en-AU"/>
         </w:rPr>
-        <w:t>{%</w:t>
-      </w:r>
-      <w:r>
-        <w:rPr>
-          <w:lang w:val="en-AU" w:eastAsia="en-AU"/>
-        </w:rPr>
-        <w:t>p</w:t>
-      </w:r>
-      <w:r>
-        <w:rPr>
-          <w:lang w:val="en-AU" w:eastAsia="en-AU"/>
-        </w:rPr>
-        <w:t xml:space="preserve"> if faira_form.A2_8 == "Yes" %}</w:t>
+        <w:t>{%p if faira_form.A2_8 == "Yes" %}</w:t>
       </w:r>
     </w:p>
     <w:p>
@@ -7015,19 +6768,7 @@
         <w:rPr>
           <w:lang w:val="en-AU" w:eastAsia="en-AU"/>
         </w:rPr>
-        <w:t>{%</w:t>
-      </w:r>
-      <w:r>
-        <w:rPr>
-          <w:lang w:val="en-AU" w:eastAsia="en-AU"/>
-        </w:rPr>
-        <w:t>p</w:t>
-      </w:r>
-      <w:r>
-        <w:rPr>
-          <w:lang w:val="en-AU" w:eastAsia="en-AU"/>
-        </w:rPr>
-        <w:t xml:space="preserve"> else %}</w:t>
+        <w:t>{%p else %}</w:t>
       </w:r>
     </w:p>
     <w:p>
@@ -8227,7 +7968,13 @@
           <w:bCs/>
           <w:lang w:val="en-AU" w:eastAsia="en-AU"/>
         </w:rPr>
-        <w:t>{{ faira_form.A3_2_technical</w:t>
+        <w:t>{{ faira_form.A3_2_technical | rating_label }}</w:t>
+      </w:r>
+      <w:r>
+        <w:rPr>
+          <w:lang w:val="en-AU" w:eastAsia="en-AU"/>
+        </w:rPr>
+        <w:t>), domain expertise (</w:t>
       </w:r>
       <w:r>
         <w:rPr>
@@ -8235,15 +7982,40 @@
           <w:bCs/>
           <w:lang w:val="en-AU" w:eastAsia="en-AU"/>
         </w:rPr>
-        <w:t xml:space="preserve"> </w:t>
+        <w:t xml:space="preserve">{{ faira_form.A3_2_domain | rating_label }}</w:t>
+      </w:r>
+      <w:r>
+        <w:rPr>
+          <w:lang w:val="en-AU" w:eastAsia="en-AU"/>
+        </w:rPr>
+        <w:t>), and AI literacy (</w:t>
       </w:r>
       <w:r>
         <w:rPr>
           <w:b/>
           <w:bCs/>
-          <w:lang w:eastAsia="en-AU"/>
-        </w:rPr>
-        <w:t>| rating_label</w:t>
+          <w:lang w:val="en-AU" w:eastAsia="en-AU"/>
+        </w:rPr>
+        <w:t>{{ faira_form.A3_2_ai_literacy | rating_label }}</w:t>
+      </w:r>
+      <w:r>
+        <w:rPr>
+          <w:lang w:val="en-AU" w:eastAsia="en-AU"/>
+        </w:rPr>
+        <w:t>).</w:t>
+      </w:r>
+    </w:p>
+    <w:p>
+      <w:pPr>
+        <w:rPr>
+          <w:lang w:val="en-AU" w:eastAsia="en-AU"/>
+        </w:rPr>
+      </w:pPr>
+      <w:r>
+        <w:rPr>
+          <w:lang w:val="en-AU" w:eastAsia="en-AU"/>
+        </w:rPr>
+        <w:t xml:space="preserve">The assessment identifies the following groups as potentially impacted by the AI system: </w:t>
       </w:r>
       <w:r>
         <w:rPr>
@@ -8251,13 +8023,13 @@
           <w:bCs/>
           <w:lang w:val="en-AU" w:eastAsia="en-AU"/>
         </w:rPr>
-        <w:t xml:space="preserve"> }}</w:t>
-      </w:r>
-      <w:r>
-        <w:rPr>
-          <w:lang w:val="en-AU" w:eastAsia="en-AU"/>
-        </w:rPr>
-        <w:t>), domain expertise (</w:t>
+        <w:t>{{ faira_form.A3_3 | format_list }}</w:t>
+      </w:r>
+      <w:r>
+        <w:rPr>
+          <w:lang w:val="en-AU" w:eastAsia="en-AU"/>
+        </w:rPr>
+        <w:t xml:space="preserve">. Where impacted parties are informed of AI use, this is undertaken via </w:t>
       </w:r>
       <w:r>
         <w:rPr>
@@ -8265,23 +8037,67 @@
           <w:bCs/>
           <w:lang w:val="en-AU" w:eastAsia="en-AU"/>
         </w:rPr>
-        <w:t xml:space="preserve">{{ faira_form.A3_2_domain </w:t>
+        <w:t>{{ faira_form.A3_4 | format_list }}</w:t>
+      </w:r>
+      <w:r>
+        <w:rPr>
+          <w:lang w:val="en-AU" w:eastAsia="en-AU"/>
+        </w:rPr>
+        <w:t>.</w:t>
+      </w:r>
+    </w:p>
+    <w:p>
+      <w:pPr>
+        <w:rPr>
+          <w:lang w:val="en-AU" w:eastAsia="en-AU"/>
+        </w:rPr>
+      </w:pPr>
+      <w:r>
+        <w:rPr>
+          <w:lang w:val="en-AU" w:eastAsia="en-AU"/>
+        </w:rPr>
+        <w:t xml:space="preserve">Expected impacts on staff have been noted as </w:t>
       </w:r>
       <w:r>
         <w:rPr>
           <w:b/>
           <w:bCs/>
-          <w:lang w:eastAsia="en-AU"/>
-        </w:rPr>
-        <w:t>| rating_label</w:t>
+          <w:lang w:val="en-AU" w:eastAsia="en-AU"/>
+        </w:rPr>
+        <w:t>{{ faira_form.A3_5a | format_list }}</w:t>
+      </w:r>
+      <w:r>
+        <w:rPr>
+          <w:lang w:val="en-AU" w:eastAsia="en-AU"/>
+        </w:rPr>
+        <w:t xml:space="preserve">, with the overall severity of these impacts rated as </w:t>
       </w:r>
       <w:r>
         <w:rPr>
           <w:b/>
           <w:bCs/>
-          <w:lang w:eastAsia="en-AU"/>
-        </w:rPr>
-        <w:t xml:space="preserve"> </w:t>
+          <w:lang w:val="en-AU" w:eastAsia="en-AU"/>
+        </w:rPr>
+        <w:t xml:space="preserve">{{ faira_form.A3_5b | rating_label }}</w:t>
+      </w:r>
+      <w:r>
+        <w:rPr>
+          <w:lang w:val="en-AU" w:eastAsia="en-AU"/>
+        </w:rPr>
+        <w:t>.</w:t>
+      </w:r>
+    </w:p>
+    <w:p>
+      <w:pPr>
+        <w:rPr>
+          <w:lang w:val="en-AU" w:eastAsia="en-AU"/>
+        </w:rPr>
+      </w:pPr>
+      <w:r>
+        <w:rPr>
+          <w:lang w:val="en-AU" w:eastAsia="en-AU"/>
+        </w:rPr>
+        <w:t xml:space="preserve">Potential impacts to impacted groups have been noted as </w:t>
       </w:r>
       <w:r>
         <w:rPr>
@@ -8289,13 +8105,13 @@
           <w:bCs/>
           <w:lang w:val="en-AU" w:eastAsia="en-AU"/>
         </w:rPr>
-        <w:t>}}</w:t>
-      </w:r>
-      <w:r>
-        <w:rPr>
-          <w:lang w:val="en-AU" w:eastAsia="en-AU"/>
-        </w:rPr>
-        <w:t>), and AI literacy (</w:t>
+        <w:t>{{ faira_form.A3_6a | format_list }}</w:t>
+      </w:r>
+      <w:r>
+        <w:rPr>
+          <w:lang w:val="en-AU" w:eastAsia="en-AU"/>
+        </w:rPr>
+        <w:t xml:space="preserve">, with severity rated as </w:t>
       </w:r>
       <w:r>
         <w:rPr>
@@ -8303,194 +8119,7 @@
           <w:bCs/>
           <w:lang w:val="en-AU" w:eastAsia="en-AU"/>
         </w:rPr>
-        <w:t>{{ faira_form.A3_2_ai_literacy</w:t>
-      </w:r>
-      <w:r>
-        <w:rPr>
-          <w:b/>
-          <w:bCs/>
-          <w:lang w:val="en-AU" w:eastAsia="en-AU"/>
-        </w:rPr>
-        <w:t xml:space="preserve"> </w:t>
-      </w:r>
-      <w:r>
-        <w:rPr>
-          <w:b/>
-          <w:bCs/>
-          <w:lang w:eastAsia="en-AU"/>
-        </w:rPr>
-        <w:t>| rating_label</w:t>
-      </w:r>
-      <w:r>
-        <w:rPr>
-          <w:b/>
-          <w:bCs/>
-          <w:lang w:val="en-AU" w:eastAsia="en-AU"/>
-        </w:rPr>
-        <w:t xml:space="preserve"> }}</w:t>
-      </w:r>
-      <w:r>
-        <w:rPr>
-          <w:lang w:val="en-AU" w:eastAsia="en-AU"/>
-        </w:rPr>
-        <w:t>).</w:t>
-      </w:r>
-    </w:p>
-    <w:p>
-      <w:pPr>
-        <w:rPr>
-          <w:lang w:val="en-AU" w:eastAsia="en-AU"/>
-        </w:rPr>
-      </w:pPr>
-      <w:r>
-        <w:rPr>
-          <w:lang w:val="en-AU" w:eastAsia="en-AU"/>
-        </w:rPr>
-        <w:t xml:space="preserve">The assessment identifies the following groups as potentially impacted by the AI system: </w:t>
-      </w:r>
-      <w:r>
-        <w:rPr>
-          <w:b/>
-          <w:bCs/>
-          <w:lang w:val="en-AU" w:eastAsia="en-AU"/>
-        </w:rPr>
-        <w:t>{{ faira_form.A3_3 | format_list }}</w:t>
-      </w:r>
-      <w:r>
-        <w:rPr>
-          <w:lang w:val="en-AU" w:eastAsia="en-AU"/>
-        </w:rPr>
-        <w:t xml:space="preserve">. Where impacted parties are informed of AI use, this is undertaken via </w:t>
-      </w:r>
-      <w:r>
-        <w:rPr>
-          <w:b/>
-          <w:bCs/>
-          <w:lang w:val="en-AU" w:eastAsia="en-AU"/>
-        </w:rPr>
-        <w:t>{{ faira_form.A3_4 | format_list }}</w:t>
-      </w:r>
-      <w:r>
-        <w:rPr>
-          <w:lang w:val="en-AU" w:eastAsia="en-AU"/>
-        </w:rPr>
-        <w:t>.</w:t>
-      </w:r>
-    </w:p>
-    <w:p>
-      <w:pPr>
-        <w:rPr>
-          <w:lang w:val="en-AU" w:eastAsia="en-AU"/>
-        </w:rPr>
-      </w:pPr>
-      <w:r>
-        <w:rPr>
-          <w:lang w:val="en-AU" w:eastAsia="en-AU"/>
-        </w:rPr>
-        <w:t xml:space="preserve">Expected impacts on staff have been noted as </w:t>
-      </w:r>
-      <w:r>
-        <w:rPr>
-          <w:b/>
-          <w:bCs/>
-          <w:lang w:val="en-AU" w:eastAsia="en-AU"/>
-        </w:rPr>
-        <w:t>{{ faira_form.A3_5a | format_list }}</w:t>
-      </w:r>
-      <w:r>
-        <w:rPr>
-          <w:lang w:val="en-AU" w:eastAsia="en-AU"/>
-        </w:rPr>
-        <w:t xml:space="preserve">, with the overall severity of these impacts rated as </w:t>
-      </w:r>
-      <w:r>
-        <w:rPr>
-          <w:b/>
-          <w:bCs/>
-          <w:lang w:val="en-AU" w:eastAsia="en-AU"/>
-        </w:rPr>
-        <w:t xml:space="preserve">{{ faira_form.A3_5b </w:t>
-      </w:r>
-      <w:r>
-        <w:rPr>
-          <w:b/>
-          <w:bCs/>
-          <w:lang w:val="en-AU" w:eastAsia="en-AU"/>
-        </w:rPr>
-        <w:t xml:space="preserve">| rating_label </w:t>
-      </w:r>
-      <w:r>
-        <w:rPr>
-          <w:b/>
-          <w:bCs/>
-          <w:lang w:val="en-AU" w:eastAsia="en-AU"/>
-        </w:rPr>
-        <w:t>}}</w:t>
-      </w:r>
-      <w:r>
-        <w:rPr>
-          <w:lang w:val="en-AU" w:eastAsia="en-AU"/>
-        </w:rPr>
-        <w:t>.</w:t>
-      </w:r>
-    </w:p>
-    <w:p>
-      <w:pPr>
-        <w:rPr>
-          <w:lang w:val="en-AU" w:eastAsia="en-AU"/>
-        </w:rPr>
-      </w:pPr>
-      <w:r>
-        <w:rPr>
-          <w:lang w:val="en-AU" w:eastAsia="en-AU"/>
-        </w:rPr>
-        <w:t xml:space="preserve">Potential impacts to impacted groups have been noted as </w:t>
-      </w:r>
-      <w:r>
-        <w:rPr>
-          <w:b/>
-          <w:bCs/>
-          <w:lang w:val="en-AU" w:eastAsia="en-AU"/>
-        </w:rPr>
-        <w:t>{{ faira_form.A3_6a | format_list }}</w:t>
-      </w:r>
-      <w:r>
-        <w:rPr>
-          <w:lang w:val="en-AU" w:eastAsia="en-AU"/>
-        </w:rPr>
-        <w:t xml:space="preserve">, with severity rated as </w:t>
-      </w:r>
-      <w:r>
-        <w:rPr>
-          <w:b/>
-          <w:bCs/>
-          <w:lang w:val="en-AU" w:eastAsia="en-AU"/>
-        </w:rPr>
-        <w:t xml:space="preserve">{{ faira_form.A3_6b </w:t>
-      </w:r>
-      <w:r>
-        <w:rPr>
-          <w:b/>
-          <w:bCs/>
-          <w:lang w:val="en-AU" w:eastAsia="en-AU"/>
-        </w:rPr>
-        <w:t>| severity</w:t>
-      </w:r>
-      <w:r>
-        <w:rPr>
-          <w:b/>
-          <w:bCs/>
-          <w:lang w:val="en-AU" w:eastAsia="en-AU"/>
-        </w:rPr>
-        <w:t xml:space="preserve">_label </w:t>
-      </w:r>
-      <w:r>
-        <w:rPr>
-          <w:b/>
-          <w:bCs/>
-          <w:lang w:val="en-AU" w:eastAsia="en-AU"/>
-        </w:rPr>
-        <w:t>}}</w:t>
+        <w:t xml:space="preserve">{{ faira_form.A3_6b | severity_label }}</w:t>
       </w:r>
       <w:r>
         <w:rPr>
@@ -8734,52 +8363,7 @@
                 <w:highlight w:val="yellow"/>
                 <w:lang w:val="en-AU" w:eastAsia="en-AU"/>
               </w:rPr>
-              <w:t>{{ faira_form.A3_2</w:t>
-            </w:r>
-            <w:r>
-              <w:rPr>
-                <w:sz w:val="20"/>
-                <w:szCs w:val="20"/>
-                <w:highlight w:val="yellow"/>
-                <w:lang w:val="en-AU" w:eastAsia="en-AU"/>
-              </w:rPr>
-              <w:t>_domain</w:t>
-            </w:r>
-            <w:r>
-              <w:rPr>
-                <w:sz w:val="20"/>
-                <w:szCs w:val="20"/>
-                <w:highlight w:val="yellow"/>
-                <w:lang w:val="en-AU" w:eastAsia="en-AU"/>
-              </w:rPr>
-              <w:t xml:space="preserve"> </w:t>
-            </w:r>
-            <w:r>
-              <w:rPr>
-                <w:sz w:val="20"/>
-                <w:szCs w:val="20"/>
-                <w:highlight w:val="yellow"/>
-                <w:lang w:val="en-AU" w:eastAsia="en-AU"/>
-              </w:rPr>
-              <w:t>| rating_label</w:t>
-            </w:r>
-            <w:r>
-              <w:rPr>
-                <w:sz w:val="20"/>
-                <w:szCs w:val="20"/>
-                <w:highlight w:val="yellow"/>
-                <w:lang w:val="en-AU" w:eastAsia="en-AU"/>
-              </w:rPr>
-              <w:t xml:space="preserve"> </w:t>
-            </w:r>
-            <w:r>
-              <w:rPr>
-                <w:sz w:val="20"/>
-                <w:szCs w:val="20"/>
-                <w:highlight w:val="yellow"/>
-                <w:lang w:val="en-AU" w:eastAsia="en-AU"/>
-              </w:rPr>
-              <w:t>}}</w:t>
+              <w:t>{{ faira_form.A3_2_domain | rating_label }}</w:t>
             </w:r>
           </w:p>
         </w:tc>
@@ -8831,25 +8415,7 @@
                 <w:highlight w:val="yellow"/>
                 <w:lang w:val="en-AU" w:eastAsia="en-AU"/>
               </w:rPr>
-              <w:t xml:space="preserve">{{ faira_form.A3_2_ai_literacy </w:t>
-            </w:r>
-            <w:r>
-              <w:rPr>
-                <w:sz w:val="20"/>
-                <w:szCs w:val="20"/>
-                <w:highlight w:val="yellow"/>
-                <w:lang w:val="en-AU" w:eastAsia="en-AU"/>
-              </w:rPr>
-              <w:t xml:space="preserve">| rating_label </w:t>
-            </w:r>
-            <w:r>
-              <w:rPr>
-                <w:sz w:val="20"/>
-                <w:szCs w:val="20"/>
-                <w:highlight w:val="yellow"/>
-                <w:lang w:val="en-AU" w:eastAsia="en-AU"/>
-              </w:rPr>
-              <w:t>}}</w:t>
+              <w:t xml:space="preserve">{{ faira_form.A3_2_ai_literacy | rating_label }}</w:t>
             </w:r>
           </w:p>
         </w:tc>
@@ -8901,25 +8467,7 @@
                 <w:highlight w:val="yellow"/>
                 <w:lang w:val="en-AU" w:eastAsia="en-AU"/>
               </w:rPr>
-              <w:t>{{ faira_form.A3_3</w:t>
-            </w:r>
-            <w:r>
-              <w:rPr>
-                <w:sz w:val="20"/>
-                <w:szCs w:val="20"/>
-                <w:highlight w:val="yellow"/>
-                <w:lang w:val="en-AU" w:eastAsia="en-AU"/>
-              </w:rPr>
-              <w:t xml:space="preserve"> </w:t>
-            </w:r>
-            <w:r>
-              <w:rPr>
-                <w:sz w:val="20"/>
-                <w:szCs w:val="20"/>
-                <w:highlight w:val="yellow"/>
-                <w:lang w:val="en-AU" w:eastAsia="en-AU"/>
-              </w:rPr>
-              <w:t>| format_list }}</w:t>
+              <w:t>{{ faira_form.A3_3 | format_list }}</w:t>
             </w:r>
           </w:p>
         </w:tc>
@@ -8971,25 +8519,7 @@
                 <w:highlight w:val="yellow"/>
                 <w:lang w:val="en-AU" w:eastAsia="en-AU"/>
               </w:rPr>
-              <w:t>{{ faira_form.A3_4</w:t>
-            </w:r>
-            <w:r>
-              <w:rPr>
-                <w:sz w:val="20"/>
-                <w:szCs w:val="20"/>
-                <w:highlight w:val="yellow"/>
-                <w:lang w:val="en-AU" w:eastAsia="en-AU"/>
-              </w:rPr>
-              <w:t xml:space="preserve"> </w:t>
-            </w:r>
-            <w:r>
-              <w:rPr>
-                <w:sz w:val="20"/>
-                <w:szCs w:val="20"/>
-                <w:highlight w:val="yellow"/>
-                <w:lang w:val="en-AU" w:eastAsia="en-AU"/>
-              </w:rPr>
-              <w:t>| format_list }}</w:t>
+              <w:t>{{ faira_form.A3_4 | format_list }}</w:t>
             </w:r>
           </w:p>
         </w:tc>
@@ -9041,25 +8571,7 @@
                 <w:highlight w:val="yellow"/>
                 <w:lang w:val="en-AU" w:eastAsia="en-AU"/>
               </w:rPr>
-              <w:t>{{ faira_form.A3_5a</w:t>
-            </w:r>
-            <w:r>
-              <w:rPr>
-                <w:sz w:val="20"/>
-                <w:szCs w:val="20"/>
-                <w:highlight w:val="yellow"/>
-                <w:lang w:val="en-AU" w:eastAsia="en-AU"/>
-              </w:rPr>
-              <w:t xml:space="preserve"> </w:t>
-            </w:r>
-            <w:r>
-              <w:rPr>
-                <w:sz w:val="20"/>
-                <w:szCs w:val="20"/>
-                <w:highlight w:val="yellow"/>
-                <w:lang w:val="en-AU" w:eastAsia="en-AU"/>
-              </w:rPr>
-              <w:t>| format_list }}</w:t>
+              <w:t>{{ faira_form.A3_5a | format_list }}</w:t>
             </w:r>
           </w:p>
         </w:tc>
@@ -9111,25 +8623,7 @@
                 <w:highlight w:val="yellow"/>
                 <w:lang w:val="en-AU" w:eastAsia="en-AU"/>
               </w:rPr>
-              <w:t xml:space="preserve">{{ faira_form.A3_5b </w:t>
-            </w:r>
-            <w:r>
-              <w:rPr>
-                <w:sz w:val="20"/>
-                <w:szCs w:val="20"/>
-                <w:highlight w:val="yellow"/>
-                <w:lang w:val="en-AU" w:eastAsia="en-AU"/>
-              </w:rPr>
-              <w:t xml:space="preserve">| rating_label </w:t>
-            </w:r>
-            <w:r>
-              <w:rPr>
-                <w:sz w:val="20"/>
-                <w:szCs w:val="20"/>
-                <w:highlight w:val="yellow"/>
-                <w:lang w:val="en-AU" w:eastAsia="en-AU"/>
-              </w:rPr>
-              <w:t>}}</w:t>
+              <w:t xml:space="preserve">{{ faira_form.A3_5b | rating_label }}</w:t>
             </w:r>
           </w:p>
         </w:tc>
@@ -9181,25 +8675,7 @@
                 <w:highlight w:val="yellow"/>
                 <w:lang w:val="en-AU" w:eastAsia="en-AU"/>
               </w:rPr>
-              <w:t>{{ faira_form.A3_6a</w:t>
-            </w:r>
-            <w:r>
-              <w:rPr>
-                <w:sz w:val="20"/>
-                <w:szCs w:val="20"/>
-                <w:highlight w:val="yellow"/>
-                <w:lang w:val="en-AU" w:eastAsia="en-AU"/>
-              </w:rPr>
-              <w:t xml:space="preserve"> </w:t>
-            </w:r>
-            <w:r>
-              <w:rPr>
-                <w:sz w:val="20"/>
-                <w:szCs w:val="20"/>
-                <w:highlight w:val="yellow"/>
-                <w:lang w:val="en-AU" w:eastAsia="en-AU"/>
-              </w:rPr>
-              <w:t>| format_list }}</w:t>
+              <w:t>{{ faira_form.A3_6a | format_list }}</w:t>
             </w:r>
           </w:p>
         </w:tc>
@@ -9252,25 +8728,7 @@
                 <w:highlight w:val="yellow"/>
                 <w:lang w:val="en-AU" w:eastAsia="en-AU"/>
               </w:rPr>
-              <w:t xml:space="preserve">{{ faira_form.A3_6b </w:t>
-            </w:r>
-            <w:r>
-              <w:rPr>
-                <w:sz w:val="20"/>
-                <w:szCs w:val="20"/>
-                <w:highlight w:val="yellow"/>
-                <w:lang w:val="en-AU" w:eastAsia="en-AU"/>
-              </w:rPr>
-              <w:t xml:space="preserve">| severity_label </w:t>
-            </w:r>
-            <w:r>
-              <w:rPr>
-                <w:sz w:val="20"/>
-                <w:szCs w:val="20"/>
-                <w:highlight w:val="yellow"/>
-                <w:lang w:val="en-AU" w:eastAsia="en-AU"/>
-              </w:rPr>
-              <w:t>}}</w:t>
+              <w:t xml:space="preserve">{{ faira_form.A3_6b | severity_label }}</w:t>
             </w:r>
           </w:p>
         </w:tc>
@@ -10328,23 +9786,7 @@
                 <w:szCs w:val="20"/>
                 <w:lang w:val="en-AU" w:eastAsia="en-AU"/>
               </w:rPr>
-              <w:t>{{ faira_form.A4_4</w:t>
-            </w:r>
-            <w:r>
-              <w:rPr>
-                <w:sz w:val="20"/>
-                <w:szCs w:val="20"/>
-                <w:lang w:val="en-AU" w:eastAsia="en-AU"/>
-              </w:rPr>
-              <w:t xml:space="preserve"> </w:t>
-            </w:r>
-            <w:r>
-              <w:rPr>
-                <w:sz w:val="20"/>
-                <w:szCs w:val="20"/>
-                <w:lang w:val="en-AU" w:eastAsia="en-AU"/>
-              </w:rPr>
-              <w:t>| format_list }}</w:t>
+              <w:t>{{ faira_form.A4_4 | format_list }}</w:t>
             </w:r>
           </w:p>
         </w:tc>
@@ -10392,23 +9834,7 @@
                 <w:szCs w:val="20"/>
                 <w:lang w:val="en-AU" w:eastAsia="en-AU"/>
               </w:rPr>
-              <w:t>{% if faira_form.A4_5 == "Yes" %}Yes — {{ faira_form.A4_5_scenarios</w:t>
-            </w:r>
-            <w:r>
-              <w:rPr>
-                <w:sz w:val="20"/>
-                <w:szCs w:val="20"/>
-                <w:lang w:val="en-AU" w:eastAsia="en-AU"/>
-              </w:rPr>
-              <w:t xml:space="preserve"> </w:t>
-            </w:r>
-            <w:r>
-              <w:rPr>
-                <w:sz w:val="20"/>
-                <w:szCs w:val="20"/>
-                <w:lang w:val="en-AU" w:eastAsia="en-AU"/>
-              </w:rPr>
-              <w:t>| format_list }}</w:t>
+              <w:t>{% if faira_form.A4_5 == "Yes" %}Yes — {{ faira_form.A4_5_scenarios | format_list }}</w:t>
             </w:r>
             <w:r>
               <w:rPr>
@@ -10464,23 +9890,7 @@
                 <w:szCs w:val="20"/>
                 <w:lang w:val="en-AU" w:eastAsia="en-AU"/>
               </w:rPr>
-              <w:t>{% if faira_form.A4_6 == "Yes" %}Yes — {{ faira_form.A4_6_data_types</w:t>
-            </w:r>
-            <w:r>
-              <w:rPr>
-                <w:sz w:val="20"/>
-                <w:szCs w:val="20"/>
-                <w:lang w:val="en-AU" w:eastAsia="en-AU"/>
-              </w:rPr>
-              <w:t xml:space="preserve"> </w:t>
-            </w:r>
-            <w:r>
-              <w:rPr>
-                <w:sz w:val="20"/>
-                <w:szCs w:val="20"/>
-                <w:lang w:val="en-AU" w:eastAsia="en-AU"/>
-              </w:rPr>
-              <w:t>| format_list }}</w:t>
+              <w:t>{% if faira_form.A4_6 == "Yes" %}Yes — {{ faira_form.A4_6_data_types | format_list }}</w:t>
             </w:r>
             <w:r>
               <w:rPr>
@@ -12379,23 +11789,7 @@
                 <w:szCs w:val="20"/>
                 <w:lang w:val="en-AU" w:eastAsia="en-AU"/>
               </w:rPr>
-              <w:t>{{ faira_form.A5_3</w:t>
-            </w:r>
-            <w:r>
-              <w:rPr>
-                <w:sz w:val="20"/>
-                <w:szCs w:val="20"/>
-                <w:lang w:val="en-AU" w:eastAsia="en-AU"/>
-              </w:rPr>
-              <w:t xml:space="preserve"> </w:t>
-            </w:r>
-            <w:r>
-              <w:rPr>
-                <w:sz w:val="20"/>
-                <w:szCs w:val="20"/>
-                <w:lang w:val="en-AU" w:eastAsia="en-AU"/>
-              </w:rPr>
-              <w:t>| format_list }}</w:t>
+              <w:t>{{ faira_form.A5_3 | format_list }}</w:t>
             </w:r>
           </w:p>
         </w:tc>
@@ -12587,23 +11981,7 @@
                 <w:szCs w:val="20"/>
                 <w:lang w:val="en-AU" w:eastAsia="en-AU"/>
               </w:rPr>
-              <w:t>{{ faira_form.A5_7</w:t>
-            </w:r>
-            <w:r>
-              <w:rPr>
-                <w:sz w:val="20"/>
-                <w:szCs w:val="20"/>
-                <w:lang w:val="en-AU" w:eastAsia="en-AU"/>
-              </w:rPr>
-              <w:t xml:space="preserve"> </w:t>
-            </w:r>
-            <w:r>
-              <w:rPr>
-                <w:sz w:val="20"/>
-                <w:szCs w:val="20"/>
-                <w:lang w:val="en-AU" w:eastAsia="en-AU"/>
-              </w:rPr>
-              <w:t>| format_list }}</w:t>
+              <w:t>{{ faira_form.A5_7 | format_list }}</w:t>
             </w:r>
           </w:p>
         </w:tc>
@@ -12651,23 +12029,7 @@
                 <w:szCs w:val="20"/>
                 <w:lang w:val="en-AU" w:eastAsia="en-AU"/>
               </w:rPr>
-              <w:t>{{ faira_form.A5_8</w:t>
-            </w:r>
-            <w:r>
-              <w:rPr>
-                <w:sz w:val="20"/>
-                <w:szCs w:val="20"/>
-                <w:lang w:val="en-AU" w:eastAsia="en-AU"/>
-              </w:rPr>
-              <w:t xml:space="preserve"> </w:t>
-            </w:r>
-            <w:r>
-              <w:rPr>
-                <w:sz w:val="20"/>
-                <w:szCs w:val="20"/>
-                <w:lang w:val="en-AU" w:eastAsia="en-AU"/>
-              </w:rPr>
-              <w:t>| format_list }}</w:t>
+              <w:t>{{ faira_form.A5_8 | format_list }}</w:t>
             </w:r>
           </w:p>
         </w:tc>
@@ -12715,23 +12077,7 @@
                 <w:szCs w:val="20"/>
                 <w:lang w:val="en-AU" w:eastAsia="en-AU"/>
               </w:rPr>
-              <w:t>{{ faira_form.A5_9</w:t>
-            </w:r>
-            <w:r>
-              <w:rPr>
-                <w:sz w:val="20"/>
-                <w:szCs w:val="20"/>
-                <w:lang w:val="en-AU" w:eastAsia="en-AU"/>
-              </w:rPr>
-              <w:t xml:space="preserve"> </w:t>
-            </w:r>
-            <w:r>
-              <w:rPr>
-                <w:sz w:val="20"/>
-                <w:szCs w:val="20"/>
-                <w:lang w:val="en-AU" w:eastAsia="en-AU"/>
-              </w:rPr>
-              <w:t>| format_list }}</w:t>
+              <w:t>{{ faira_form.A5_9 | format_list }}</w:t>
             </w:r>
           </w:p>
         </w:tc>
@@ -12876,23 +12222,7 @@
                 <w:szCs w:val="20"/>
                 <w:lang w:val="en-AU" w:eastAsia="en-AU"/>
               </w:rPr>
-              <w:t>{{ faira_form.A5_12</w:t>
-            </w:r>
-            <w:r>
-              <w:rPr>
-                <w:sz w:val="20"/>
-                <w:szCs w:val="20"/>
-                <w:lang w:val="en-AU" w:eastAsia="en-AU"/>
-              </w:rPr>
-              <w:t xml:space="preserve"> </w:t>
-            </w:r>
-            <w:r>
-              <w:rPr>
-                <w:sz w:val="20"/>
-                <w:szCs w:val="20"/>
-                <w:lang w:val="en-AU" w:eastAsia="en-AU"/>
-              </w:rPr>
-              <w:t>| format_list }}</w:t>
+              <w:t>{{ faira_form.A5_12 | format_list }}</w:t>
             </w:r>
           </w:p>
         </w:tc>
@@ -16448,31 +15778,7 @@
         <w:rPr>
           <w:lang w:val="en-AU" w:eastAsia="en-AU"/>
         </w:rPr>
-        <w:t>, reflecting the probability that wellbeing-related impacts could materialise given the system’s deployment context, degree of automation, and exposure to affected individuals. Factors contributing to likelihood include the system’s interaction pathways ({{ faira_form.A3_1 | format_list }}), the severity of identified impacts on affected groups ({{ faira_form.A3_6b</w:t>
-      </w:r>
-      <w:r>
-        <w:rPr>
-          <w:lang w:val="en-AU" w:eastAsia="en-AU"/>
-        </w:rPr>
-        <w:t xml:space="preserve"> | severity_label</w:t>
-      </w:r>
-      <w:r>
-        <w:rPr>
-          <w:lang w:val="en-AU" w:eastAsia="en-AU"/>
-        </w:rPr>
-        <w:t xml:space="preserve"> }}), and the extent to which workforce or role impacts have been identified or remain uncertain ({{ faira_form.A3_5b</w:t>
-      </w:r>
-      <w:r>
-        <w:rPr>
-          <w:lang w:val="en-AU" w:eastAsia="en-AU"/>
-        </w:rPr>
-        <w:t xml:space="preserve"> | rating_label</w:t>
-      </w:r>
-      <w:r>
-        <w:rPr>
-          <w:lang w:val="en-AU" w:eastAsia="en-AU"/>
-        </w:rPr>
-        <w:t xml:space="preserve"> }}).</w:t>
+        <w:t>, reflecting the probability that wellbeing-related impacts could materialise given the system’s deployment context, degree of automation, and exposure to affected individuals. Factors contributing to likelihood include the system’s interaction pathways ({{ faira_form.A3_1 | format_list }}), the severity of identified impacts on affected groups ({{ faira_form.A3_6b | severity_label }}), and the extent to which workforce or role impacts have been identified or remain uncertain ({{ faira_form.A3_5b | rating_label }}).</w:t>
       </w:r>
     </w:p>
     <w:p>
@@ -16644,25 +15950,7 @@
         <w:rPr>
           <w:lang w:val="en-AU" w:eastAsia="en-AU"/>
         </w:rPr>
-        <w:t xml:space="preserve"> Identified impacts include {{ faira_form.A3_6a | format_list }}, with a severity rating of {{ faira_form.A3_6b</w:t>
-      </w:r>
-      <w:r>
-        <w:rPr>
-          <w:lang w:val="en-AU" w:eastAsia="en-AU"/>
-        </w:rPr>
-        <w:t xml:space="preserve"> | severity_</w:t>
-      </w:r>
-      <w:r>
-        <w:rPr>
-          <w:lang w:val="en-AU" w:eastAsia="en-AU"/>
-        </w:rPr>
-        <w:t>label</w:t>
-      </w:r>
-      <w:r>
-        <w:rPr>
-          <w:lang w:val="en-AU" w:eastAsia="en-AU"/>
-        </w:rPr>
-        <w:t xml:space="preserve"> }}.</w:t>
+        <w:t xml:space="preserve"> Identified impacts include {{ faira_form.A3_6a | format_list }}, with a severity rating of {{ faira_form.A3_6b | severity_label }}.</w:t>
       </w:r>
     </w:p>
     <w:p>
@@ -16687,19 +15975,7 @@
         <w:rPr>
           <w:lang w:val="en-AU" w:eastAsia="en-AU"/>
         </w:rPr>
-        <w:t xml:space="preserve"> Potential staff-related impacts have been identified as {{ faira_form.A3_5a | format_list }}, with overall severity assessed as {{ faira_form.A3_5b </w:t>
-      </w:r>
-      <w:r>
-        <w:rPr>
-          <w:lang w:val="en-AU" w:eastAsia="en-AU"/>
-        </w:rPr>
-        <w:t xml:space="preserve">| rating_label </w:t>
-      </w:r>
-      <w:r>
-        <w:rPr>
-          <w:lang w:val="en-AU" w:eastAsia="en-AU"/>
-        </w:rPr>
-        <w:t>}}. Where impacts are uncertain, this contributes to residual risk due to the potential for unanticipated consequences over time.</w:t>
+        <w:t xml:space="preserve"> Potential staff-related impacts have been identified as {{ faira_form.A3_5a | format_list }}, with overall severity assessed as {{ faira_form.A3_5b | rating_label }}. Where impacts are uncertain, this contributes to residual risk due to the potential for unanticipated consequences over time.</w:t>
       </w:r>
     </w:p>
     <w:p>
@@ -25648,21 +24924,7 @@
           <w:highlight w:val="yellow"/>
           <w:lang w:val="en-AU" w:eastAsia="en-AU"/>
         </w:rPr>
-        <w:t>{{ai.f_domain_b</w:t>
-      </w:r>
-      <w:r>
-        <w:rPr>
-          <w:highlight w:val="yellow"/>
-          <w:lang w:val="en-AU" w:eastAsia="en-AU"/>
-        </w:rPr>
-        <w:t>4</w:t>
-      </w:r>
-      <w:r>
-        <w:rPr>
-          <w:highlight w:val="yellow"/>
-          <w:lang w:val="en-AU" w:eastAsia="en-AU"/>
-        </w:rPr>
-        <w:t>_controls_rationale}}</w:t>
+        <w:t>{{ai.f_domain_b4_controls_rationale}}</w:t>
       </w:r>
     </w:p>
     <w:p>
@@ -27056,21 +26318,7 @@
           <w:highlight w:val="yellow"/>
           <w:lang w:val="en-AU" w:eastAsia="en-AU"/>
         </w:rPr>
-        <w:t>{{ai.f_domain_b</w:t>
-      </w:r>
-      <w:r>
-        <w:rPr>
-          <w:highlight w:val="yellow"/>
-          <w:lang w:val="en-AU" w:eastAsia="en-AU"/>
-        </w:rPr>
-        <w:t>6</w:t>
-      </w:r>
-      <w:r>
-        <w:rPr>
-          <w:highlight w:val="yellow"/>
-          <w:lang w:val="en-AU" w:eastAsia="en-AU"/>
-        </w:rPr>
-        <w:t>_controls_rationale}}</w:t>
+        <w:t>{{ai.f_domain_b6_controls_rationale}}</w:t>
       </w:r>
     </w:p>
     <w:p>
@@ -27767,21 +27015,7 @@
           <w:highlight w:val="yellow"/>
           <w:lang w:val="en-AU" w:eastAsia="en-AU"/>
         </w:rPr>
-        <w:t>{{ai.f_domain_b</w:t>
-      </w:r>
-      <w:r>
-        <w:rPr>
-          <w:highlight w:val="yellow"/>
-          <w:lang w:val="en-AU" w:eastAsia="en-AU"/>
-        </w:rPr>
-        <w:t>7</w:t>
-      </w:r>
-      <w:r>
-        <w:rPr>
-          <w:highlight w:val="yellow"/>
-          <w:lang w:val="en-AU" w:eastAsia="en-AU"/>
-        </w:rPr>
-        <w:t>_controls_rationale}}</w:t>
+        <w:t>{{ai.f_domain_b7_controls_rationale}}</w:t>
       </w:r>
     </w:p>
     <w:p>
@@ -28478,21 +27712,7 @@
           <w:highlight w:val="yellow"/>
           <w:lang w:val="en-AU" w:eastAsia="en-AU"/>
         </w:rPr>
-        <w:t>{{ai.f_domain_b</w:t>
-      </w:r>
-      <w:r>
-        <w:rPr>
-          <w:highlight w:val="yellow"/>
-          <w:lang w:val="en-AU" w:eastAsia="en-AU"/>
-        </w:rPr>
-        <w:t>8</w:t>
-      </w:r>
-      <w:r>
-        <w:rPr>
-          <w:highlight w:val="yellow"/>
-          <w:lang w:val="en-AU" w:eastAsia="en-AU"/>
-        </w:rPr>
-        <w:t>_controls_rationale}}</w:t>
+        <w:t>{{ai.f_domain_b8_controls_rationale}}</w:t>
       </w:r>
     </w:p>
     <w:p>
